--- a/05_Pruebas/Plan_de_Pruebas.docx
+++ b/05_Pruebas/Plan_de_Pruebas.docx
@@ -154,7 +154,7 @@
     </w:p>
     <w:tbl>
       <w:tblPr>
-        <w:tblStyle w:val="Tablaconcuadrcula"/>
+        <w:tblStyle w:val="Tablaconcuadrcula1clara-nfasis1"/>
         <w:tblW w:w="9323" w:type="dxa"/>
         <w:tblLayout w:type="fixed"/>
         <w:tblLook w:val="0020" w:firstRow="1" w:lastRow="0" w:firstColumn="0" w:lastColumn="0" w:noHBand="0" w:noVBand="0"/>
@@ -169,6 +169,9 @@
         <w:gridCol w:w="1596"/>
       </w:tblGrid>
       <w:tr>
+        <w:trPr>
+          <w:cnfStyle w:val="100000000000" w:firstRow="1" w:lastRow="0" w:firstColumn="0" w:lastColumn="0" w:oddVBand="0" w:evenVBand="0" w:oddHBand="0" w:evenHBand="0" w:firstRowFirstColumn="0" w:firstRowLastColumn="0" w:lastRowFirstColumn="0" w:lastRowLastColumn="0"/>
+        </w:trPr>
         <w:tc>
           <w:tcPr>
             <w:tcW w:w="864" w:type="dxa"/>
@@ -179,15 +182,13 @@
               <w:spacing w:line="276" w:lineRule="auto"/>
               <w:rPr>
                 <w:rFonts w:ascii="Arial" w:hAnsi="Arial" w:cs="Arial"/>
-                <w:b/>
-                <w:bCs/>
-              </w:rPr>
-            </w:pPr>
-            <w:r>
-              <w:rPr>
-                <w:rFonts w:ascii="Arial" w:hAnsi="Arial" w:cs="Arial"/>
-                <w:b/>
-                <w:bCs/>
+                <w:b w:val="0"/>
+                <w:bCs w:val="0"/>
+              </w:rPr>
+            </w:pPr>
+            <w:r>
+              <w:rPr>
+                <w:rFonts w:ascii="Arial" w:hAnsi="Arial" w:cs="Arial"/>
               </w:rPr>
               <w:t>ID</w:t>
             </w:r>
@@ -203,15 +204,13 @@
               <w:spacing w:line="276" w:lineRule="auto"/>
               <w:rPr>
                 <w:rFonts w:ascii="Arial" w:hAnsi="Arial" w:cs="Arial"/>
-                <w:b/>
-                <w:bCs/>
-              </w:rPr>
-            </w:pPr>
-            <w:r>
-              <w:rPr>
-                <w:rFonts w:ascii="Arial" w:hAnsi="Arial" w:cs="Arial"/>
-                <w:b/>
-                <w:bCs/>
+                <w:b w:val="0"/>
+                <w:bCs w:val="0"/>
+              </w:rPr>
+            </w:pPr>
+            <w:r>
+              <w:rPr>
+                <w:rFonts w:ascii="Arial" w:hAnsi="Arial" w:cs="Arial"/>
               </w:rPr>
               <w:t>Módulo</w:t>
             </w:r>
@@ -227,15 +226,13 @@
               <w:spacing w:line="276" w:lineRule="auto"/>
               <w:rPr>
                 <w:rFonts w:ascii="Arial" w:hAnsi="Arial" w:cs="Arial"/>
-                <w:b/>
-                <w:bCs/>
-              </w:rPr>
-            </w:pPr>
-            <w:r>
-              <w:rPr>
-                <w:rFonts w:ascii="Arial" w:hAnsi="Arial" w:cs="Arial"/>
-                <w:b/>
-                <w:bCs/>
+                <w:b w:val="0"/>
+                <w:bCs w:val="0"/>
+              </w:rPr>
+            </w:pPr>
+            <w:r>
+              <w:rPr>
+                <w:rFonts w:ascii="Arial" w:hAnsi="Arial" w:cs="Arial"/>
               </w:rPr>
               <w:t>Caso de prueba</w:t>
             </w:r>
@@ -251,15 +248,13 @@
               <w:spacing w:line="276" w:lineRule="auto"/>
               <w:rPr>
                 <w:rFonts w:ascii="Arial" w:hAnsi="Arial" w:cs="Arial"/>
-                <w:b/>
-                <w:bCs/>
-              </w:rPr>
-            </w:pPr>
-            <w:r>
-              <w:rPr>
-                <w:rFonts w:ascii="Arial" w:hAnsi="Arial" w:cs="Arial"/>
-                <w:b/>
-                <w:bCs/>
+                <w:b w:val="0"/>
+                <w:bCs w:val="0"/>
+              </w:rPr>
+            </w:pPr>
+            <w:r>
+              <w:rPr>
+                <w:rFonts w:ascii="Arial" w:hAnsi="Arial" w:cs="Arial"/>
               </w:rPr>
               <w:t>Resultado esperado</w:t>
             </w:r>
@@ -275,15 +270,13 @@
               <w:spacing w:line="276" w:lineRule="auto"/>
               <w:rPr>
                 <w:rFonts w:ascii="Arial" w:hAnsi="Arial" w:cs="Arial"/>
-                <w:b/>
-                <w:bCs/>
-              </w:rPr>
-            </w:pPr>
-            <w:r>
-              <w:rPr>
-                <w:rFonts w:ascii="Arial" w:hAnsi="Arial" w:cs="Arial"/>
-                <w:b/>
-                <w:bCs/>
+                <w:b w:val="0"/>
+                <w:bCs w:val="0"/>
+              </w:rPr>
+            </w:pPr>
+            <w:r>
+              <w:rPr>
+                <w:rFonts w:ascii="Arial" w:hAnsi="Arial" w:cs="Arial"/>
               </w:rPr>
               <w:t>Tipo</w:t>
             </w:r>
@@ -299,15 +292,13 @@
               <w:spacing w:line="276" w:lineRule="auto"/>
               <w:rPr>
                 <w:rFonts w:ascii="Arial" w:hAnsi="Arial" w:cs="Arial"/>
-                <w:b/>
-                <w:bCs/>
-              </w:rPr>
-            </w:pPr>
-            <w:r>
-              <w:rPr>
-                <w:rFonts w:ascii="Arial" w:hAnsi="Arial" w:cs="Arial"/>
-                <w:b/>
-                <w:bCs/>
+                <w:b w:val="0"/>
+                <w:bCs w:val="0"/>
+              </w:rPr>
+            </w:pPr>
+            <w:r>
+              <w:rPr>
+                <w:rFonts w:ascii="Arial" w:hAnsi="Arial" w:cs="Arial"/>
               </w:rPr>
               <w:t>Prueba automática</w:t>
             </w:r>
@@ -323,15 +314,13 @@
               <w:spacing w:line="276" w:lineRule="auto"/>
               <w:rPr>
                 <w:rFonts w:ascii="Arial" w:hAnsi="Arial" w:cs="Arial"/>
-                <w:b/>
-                <w:bCs/>
-              </w:rPr>
-            </w:pPr>
-            <w:r>
-              <w:rPr>
-                <w:rFonts w:ascii="Arial" w:hAnsi="Arial" w:cs="Arial"/>
-                <w:b/>
-                <w:bCs/>
+                <w:b w:val="0"/>
+                <w:bCs w:val="0"/>
+              </w:rPr>
+            </w:pPr>
+            <w:r>
+              <w:rPr>
+                <w:rFonts w:ascii="Arial" w:hAnsi="Arial" w:cs="Arial"/>
               </w:rPr>
               <w:t>Resultado obtenido</w:t>
             </w:r>
@@ -2207,15 +2196,18 @@
     </w:p>
     <w:tbl>
       <w:tblPr>
-        <w:tblStyle w:val="Tablaconcuadrcula"/>
+        <w:tblStyle w:val="Tablaconcuadrcula1clara-nfasis1"/>
         <w:tblW w:w="5000" w:type="pct"/>
         <w:tblLook w:val="0020" w:firstRow="1" w:lastRow="0" w:firstColumn="0" w:lastColumn="0" w:noHBand="0" w:noVBand="0"/>
       </w:tblPr>
       <w:tblGrid>
-        <w:gridCol w:w="2803"/>
-        <w:gridCol w:w="6251"/>
+        <w:gridCol w:w="2798"/>
+        <w:gridCol w:w="6030"/>
       </w:tblGrid>
       <w:tr>
+        <w:trPr>
+          <w:cnfStyle w:val="100000000000" w:firstRow="1" w:lastRow="0" w:firstColumn="0" w:lastColumn="0" w:oddVBand="0" w:evenVBand="0" w:oddHBand="0" w:evenHBand="0" w:firstRowFirstColumn="0" w:firstRowLastColumn="0" w:lastRowFirstColumn="0" w:lastRowLastColumn="0"/>
+        </w:trPr>
         <w:tc>
           <w:tcPr>
             <w:tcW w:w="0" w:type="auto"/>
@@ -2226,15 +2218,13 @@
               <w:spacing w:line="360" w:lineRule="auto"/>
               <w:rPr>
                 <w:rFonts w:ascii="Arial" w:hAnsi="Arial" w:cs="Arial"/>
-                <w:b/>
-                <w:bCs/>
-              </w:rPr>
-            </w:pPr>
-            <w:r>
-              <w:rPr>
-                <w:rFonts w:ascii="Arial" w:hAnsi="Arial" w:cs="Arial"/>
-                <w:b/>
-                <w:bCs/>
+                <w:b w:val="0"/>
+                <w:bCs w:val="0"/>
+              </w:rPr>
+            </w:pPr>
+            <w:r>
+              <w:rPr>
+                <w:rFonts w:ascii="Arial" w:hAnsi="Arial" w:cs="Arial"/>
               </w:rPr>
               <w:t>Dato</w:t>
             </w:r>
@@ -2250,15 +2240,13 @@
               <w:spacing w:line="360" w:lineRule="auto"/>
               <w:rPr>
                 <w:rFonts w:ascii="Arial" w:hAnsi="Arial" w:cs="Arial"/>
-                <w:b/>
-                <w:bCs/>
-              </w:rPr>
-            </w:pPr>
-            <w:r>
-              <w:rPr>
-                <w:rFonts w:ascii="Arial" w:hAnsi="Arial" w:cs="Arial"/>
-                <w:b/>
-                <w:bCs/>
+                <w:b w:val="0"/>
+                <w:bCs w:val="0"/>
+              </w:rPr>
+            </w:pPr>
+            <w:r>
+              <w:rPr>
+                <w:rFonts w:ascii="Arial" w:hAnsi="Arial" w:cs="Arial"/>
               </w:rPr>
               <w:t>Valor</w:t>
             </w:r>
@@ -2688,6 +2676,41 @@
     </w:p>
     <w:p>
       <w:pPr>
+        <w:pStyle w:val="Textoindependiente"/>
+        <w:spacing w:line="360" w:lineRule="auto"/>
+        <w:rPr>
+          <w:rFonts w:ascii="Arial" w:hAnsi="Arial" w:cs="Arial"/>
+          <w:lang w:val="es-PE"/>
+        </w:rPr>
+      </w:pPr>
+      <w:r>
+        <w:rPr>
+          <w:rFonts w:ascii="Arial" w:hAnsi="Arial" w:cs="Arial"/>
+          <w:lang w:val="es-PE"/>
+        </w:rPr>
+        <w:lastRenderedPageBreak/>
+        <w:t>Segunda ejecución de verificación (08/10/2026, 18:53 – 18:54, hora de Lima; Windows, Java 21.0.10): 14 pruebas, 0 fallos, 0 errores, 0 omitidas; BUILD SUCCESS en 2 min 39 s (RendimientoTest 48,48 s; SistemaIntegracionTest 40,26 s). CP11: consulta sobre 5 000 productos en 525 ms. Los tiempos varían según el equipo y la corrida; el criterio de aprobación (menos de 3 000 ms) se cumple en ambas ejecuciones.</w:t>
+      </w:r>
+    </w:p>
+    <w:p>
+      <w:pPr>
+        <w:pStyle w:val="Textoindependiente"/>
+        <w:spacing w:line="360" w:lineRule="auto"/>
+        <w:rPr>
+          <w:rFonts w:ascii="Arial" w:hAnsi="Arial" w:cs="Arial"/>
+          <w:lang w:val="es-PE"/>
+        </w:rPr>
+      </w:pPr>
+      <w:r>
+        <w:rPr>
+          <w:rFonts w:ascii="Arial" w:hAnsi="Arial" w:cs="Arial"/>
+          <w:lang w:val="es-PE"/>
+        </w:rPr>
+        <w:t>Alcance de las pruebas automáticas: validan la API REST, la lógica de negocio y la persistencia sobre H2 en memoria con el esquema generado por Hibernate; no ejecutan los scripts de 04_Base_de_Datos ni usan SQL Server o el frontend. CP08 verifica el descuento de stock y el total de la venta; CP10 verifica los totales del reporte (JSON) y que los archivos PDF y Excel se generen con el formato correcto. La descarga y revisión visual del comprobante y de los reportes exportados, el registro en SQL Server (objetivo 5) y la medición de CP11 en los equipos del local se comprueban en la prueba manual.</w:t>
+      </w:r>
+    </w:p>
+    <w:p>
+      <w:pPr>
         <w:pStyle w:val="Ttulo2"/>
         <w:spacing w:line="360" w:lineRule="auto"/>
         <w:rPr>
@@ -2702,7 +2725,6 @@
           <w:rFonts w:ascii="Arial" w:hAnsi="Arial" w:cs="Arial"/>
           <w:lang w:val="es-PE"/>
         </w:rPr>
-        <w:lastRenderedPageBreak/>
         <w:t>Prueba manual en el navegador (evidencia para el informe)</w:t>
       </w:r>
     </w:p>
@@ -2775,7 +2797,7 @@
           <w:rFonts w:ascii="Arial" w:hAnsi="Arial" w:cs="Arial"/>
           <w:lang w:val="es-PE"/>
         </w:rPr>
-        <w:t>Registrar un producto, una entrada de mercadería y una venta; verificar el descuento de stock en Stock.</w:t>
+        <w:t>Registrar un producto, una entrada de mercadería y una venta; descargar el comprobante PDF, verificar el descuento de stock en Stock y comprobar en SSMS que la venta y los movimientos quedaron en SQL Server.</w:t>
       </w:r>
     </w:p>
     <w:p>
@@ -2796,7 +2818,7 @@
           <w:rFonts w:ascii="Arial" w:hAnsi="Arial" w:cs="Arial"/>
           <w:lang w:val="es-PE"/>
         </w:rPr>
-        <w:t>Generar el reporte de ventas del día y exportar PDF y Excel.</w:t>
+        <w:t>Generar el reporte de ventas del día, exportar PDF y Excel y revisar que los totales del archivo coincidan con los de la pantalla.</w:t>
       </w:r>
     </w:p>
     <w:p>
@@ -2822,10 +2844,13 @@
     </w:p>
     <w:p>
       <w:pPr>
-        <w:pStyle w:val="Ttulo2"/>
-        <w:spacing w:line="360" w:lineRule="auto"/>
         <w:rPr>
-          <w:rFonts w:ascii="Arial" w:hAnsi="Arial" w:cs="Arial"/>
+          <w:rFonts w:ascii="Arial" w:eastAsiaTheme="majorEastAsia" w:hAnsi="Arial" w:cs="Arial"/>
+          <w:b/>
+          <w:bCs/>
+          <w:color w:val="4F81BD" w:themeColor="accent1"/>
+          <w:sz w:val="28"/>
+          <w:szCs w:val="28"/>
           <w:lang w:val="es-PE"/>
         </w:rPr>
       </w:pPr>
@@ -2836,22 +2861,43 @@
           <w:rFonts w:ascii="Arial" w:hAnsi="Arial" w:cs="Arial"/>
           <w:lang w:val="es-PE"/>
         </w:rPr>
+        <w:br w:type="page"/>
+      </w:r>
+    </w:p>
+    <w:p>
+      <w:pPr>
+        <w:pStyle w:val="Ttulo2"/>
+        <w:spacing w:line="360" w:lineRule="auto"/>
+        <w:rPr>
+          <w:rFonts w:ascii="Arial" w:hAnsi="Arial" w:cs="Arial"/>
+          <w:lang w:val="es-PE"/>
+        </w:rPr>
+      </w:pPr>
+      <w:r>
+        <w:rPr>
+          <w:rFonts w:ascii="Arial" w:hAnsi="Arial" w:cs="Arial"/>
+          <w:lang w:val="es-PE"/>
+        </w:rPr>
+        <w:lastRenderedPageBreak/>
         <w:t>Medición de indicadores (objetivos específicos)</w:t>
       </w:r>
     </w:p>
     <w:tbl>
       <w:tblPr>
-        <w:tblStyle w:val="Tablaconcuadrcula"/>
+        <w:tblStyle w:val="Tablaconcuadrcula1clara-nfasis1"/>
         <w:tblW w:w="5000" w:type="pct"/>
         <w:tblLook w:val="0020" w:firstRow="1" w:lastRow="0" w:firstColumn="0" w:lastColumn="0" w:noHBand="0" w:noVBand="0"/>
       </w:tblPr>
       <w:tblGrid>
         <w:gridCol w:w="1177"/>
-        <w:gridCol w:w="4100"/>
-        <w:gridCol w:w="2390"/>
-        <w:gridCol w:w="1387"/>
+        <w:gridCol w:w="3954"/>
+        <w:gridCol w:w="2360"/>
+        <w:gridCol w:w="1337"/>
       </w:tblGrid>
       <w:tr>
+        <w:trPr>
+          <w:cnfStyle w:val="100000000000" w:firstRow="1" w:lastRow="0" w:firstColumn="0" w:lastColumn="0" w:oddVBand="0" w:evenVBand="0" w:oddHBand="0" w:evenHBand="0" w:firstRowFirstColumn="0" w:firstRowLastColumn="0" w:lastRowFirstColumn="0" w:lastRowLastColumn="0"/>
+        </w:trPr>
         <w:tc>
           <w:tcPr>
             <w:tcW w:w="0" w:type="auto"/>
@@ -2862,15 +2908,13 @@
               <w:spacing w:line="360" w:lineRule="auto"/>
               <w:rPr>
                 <w:rFonts w:ascii="Arial" w:hAnsi="Arial" w:cs="Arial"/>
-                <w:b/>
-                <w:bCs/>
-              </w:rPr>
-            </w:pPr>
-            <w:r>
-              <w:rPr>
-                <w:rFonts w:ascii="Arial" w:hAnsi="Arial" w:cs="Arial"/>
-                <w:b/>
-                <w:bCs/>
+                <w:b w:val="0"/>
+                <w:bCs w:val="0"/>
+              </w:rPr>
+            </w:pPr>
+            <w:r>
+              <w:rPr>
+                <w:rFonts w:ascii="Arial" w:hAnsi="Arial" w:cs="Arial"/>
               </w:rPr>
               <w:t>Objetivo</w:t>
             </w:r>
@@ -2886,15 +2930,13 @@
               <w:spacing w:line="360" w:lineRule="auto"/>
               <w:rPr>
                 <w:rFonts w:ascii="Arial" w:hAnsi="Arial" w:cs="Arial"/>
-                <w:b/>
-                <w:bCs/>
-              </w:rPr>
-            </w:pPr>
-            <w:r>
-              <w:rPr>
-                <w:rFonts w:ascii="Arial" w:hAnsi="Arial" w:cs="Arial"/>
-                <w:b/>
-                <w:bCs/>
+                <w:b w:val="0"/>
+                <w:bCs w:val="0"/>
+              </w:rPr>
+            </w:pPr>
+            <w:r>
+              <w:rPr>
+                <w:rFonts w:ascii="Arial" w:hAnsi="Arial" w:cs="Arial"/>
               </w:rPr>
               <w:t>Cómo medir</w:t>
             </w:r>
@@ -2910,15 +2952,13 @@
               <w:spacing w:line="360" w:lineRule="auto"/>
               <w:rPr>
                 <w:rFonts w:ascii="Arial" w:hAnsi="Arial" w:cs="Arial"/>
-                <w:b/>
-                <w:bCs/>
-              </w:rPr>
-            </w:pPr>
-            <w:r>
-              <w:rPr>
-                <w:rFonts w:ascii="Arial" w:hAnsi="Arial" w:cs="Arial"/>
-                <w:b/>
-                <w:bCs/>
+                <w:b w:val="0"/>
+                <w:bCs w:val="0"/>
+              </w:rPr>
+            </w:pPr>
+            <w:r>
+              <w:rPr>
+                <w:rFonts w:ascii="Arial" w:hAnsi="Arial" w:cs="Arial"/>
               </w:rPr>
               <w:t>Fórmula</w:t>
             </w:r>
@@ -2934,15 +2974,13 @@
               <w:spacing w:line="360" w:lineRule="auto"/>
               <w:rPr>
                 <w:rFonts w:ascii="Arial" w:hAnsi="Arial" w:cs="Arial"/>
-                <w:b/>
-                <w:bCs/>
-              </w:rPr>
-            </w:pPr>
-            <w:r>
-              <w:rPr>
-                <w:rFonts w:ascii="Arial" w:hAnsi="Arial" w:cs="Arial"/>
-                <w:b/>
-                <w:bCs/>
+                <w:b w:val="0"/>
+                <w:bCs w:val="0"/>
+              </w:rPr>
+            </w:pPr>
+            <w:r>
+              <w:rPr>
+                <w:rFonts w:ascii="Arial" w:hAnsi="Arial" w:cs="Arial"/>
               </w:rPr>
               <w:t>Meta</w:t>
             </w:r>
@@ -4717,6 +4755,63 @@
       </w:tblBorders>
     </w:tblPr>
   </w:style>
+  <w:style w:type="table" w:styleId="Tablaconcuadrcula1clara-nfasis1">
+    <w:name w:val="Grid Table 1 Light Accent 1"/>
+    <w:basedOn w:val="Tablanormal"/>
+    <w:uiPriority w:val="46"/>
+    <w:rsid w:val="00A74D2F"/>
+    <w:pPr>
+      <w:spacing w:after="0"/>
+    </w:pPr>
+    <w:tblPr>
+      <w:tblStyleRowBandSize w:val="1"/>
+      <w:tblStyleColBandSize w:val="1"/>
+      <w:tblBorders>
+        <w:top w:val="single" w:sz="4" w:space="0" w:color="B8CCE4" w:themeColor="accent1" w:themeTint="66"/>
+        <w:left w:val="single" w:sz="4" w:space="0" w:color="B8CCE4" w:themeColor="accent1" w:themeTint="66"/>
+        <w:bottom w:val="single" w:sz="4" w:space="0" w:color="B8CCE4" w:themeColor="accent1" w:themeTint="66"/>
+        <w:right w:val="single" w:sz="4" w:space="0" w:color="B8CCE4" w:themeColor="accent1" w:themeTint="66"/>
+        <w:insideH w:val="single" w:sz="4" w:space="0" w:color="B8CCE4" w:themeColor="accent1" w:themeTint="66"/>
+        <w:insideV w:val="single" w:sz="4" w:space="0" w:color="B8CCE4" w:themeColor="accent1" w:themeTint="66"/>
+      </w:tblBorders>
+    </w:tblPr>
+    <w:tblStylePr w:type="firstRow">
+      <w:rPr>
+        <w:b/>
+        <w:bCs/>
+      </w:rPr>
+      <w:tblPr/>
+      <w:tcPr>
+        <w:tcBorders>
+          <w:bottom w:val="single" w:sz="12" w:space="0" w:color="95B3D7" w:themeColor="accent1" w:themeTint="99"/>
+        </w:tcBorders>
+      </w:tcPr>
+    </w:tblStylePr>
+    <w:tblStylePr w:type="lastRow">
+      <w:rPr>
+        <w:b/>
+        <w:bCs/>
+      </w:rPr>
+      <w:tblPr/>
+      <w:tcPr>
+        <w:tcBorders>
+          <w:top w:val="double" w:sz="2" w:space="0" w:color="95B3D7" w:themeColor="accent1" w:themeTint="99"/>
+        </w:tcBorders>
+      </w:tcPr>
+    </w:tblStylePr>
+    <w:tblStylePr w:type="firstCol">
+      <w:rPr>
+        <w:b/>
+        <w:bCs/>
+      </w:rPr>
+    </w:tblStylePr>
+    <w:tblStylePr w:type="lastCol">
+      <w:rPr>
+        <w:b/>
+        <w:bCs/>
+      </w:rPr>
+    </w:tblStylePr>
+  </w:style>
 </w:styles>
 </file>
 

--- a/05_Pruebas/Plan_de_Pruebas.docx
+++ b/05_Pruebas/Plan_de_Pruebas.docx
@@ -50,7 +50,7 @@
           <w:rFonts w:ascii="Arial" w:hAnsi="Arial" w:cs="Arial"/>
           <w:lang w:val="es-PE"/>
         </w:rPr>
-        <w:t>integración (frontend ↔ API REST ↔ base de datos) y de</w:t>
+        <w:t>integración (API REST ↔ lógica de negocio ↔ base de datos; la conexión con el frontend y con SQL Server se comprueba en la prueba manual) y de</w:t>
       </w:r>
       <w:r>
         <w:rPr>
@@ -154,7 +154,7 @@
     </w:p>
     <w:tbl>
       <w:tblPr>
-        <w:tblStyle w:val="Tablaconcuadrcula"/>
+        <w:tblStyle w:val="Tablaconcuadrcula1clara-nfasis1"/>
         <w:tblW w:w="9323" w:type="dxa"/>
         <w:tblLayout w:type="fixed"/>
         <w:tblLook w:val="0020" w:firstRow="1" w:lastRow="0" w:firstColumn="0" w:lastColumn="0" w:noHBand="0" w:noVBand="0"/>
@@ -169,6 +169,9 @@
         <w:gridCol w:w="1596"/>
       </w:tblGrid>
       <w:tr>
+        <w:trPr>
+          <w:cnfStyle w:val="100000000000" w:firstRow="1" w:lastRow="0" w:firstColumn="0" w:lastColumn="0" w:oddVBand="0" w:evenVBand="0" w:oddHBand="0" w:evenHBand="0" w:firstRowFirstColumn="0" w:firstRowLastColumn="0" w:lastRowFirstColumn="0" w:lastRowLastColumn="0"/>
+        </w:trPr>
         <w:tc>
           <w:tcPr>
             <w:tcW w:w="864" w:type="dxa"/>
@@ -179,15 +182,13 @@
               <w:spacing w:line="276" w:lineRule="auto"/>
               <w:rPr>
                 <w:rFonts w:ascii="Arial" w:hAnsi="Arial" w:cs="Arial"/>
-                <w:b/>
-                <w:bCs/>
-              </w:rPr>
-            </w:pPr>
-            <w:r>
-              <w:rPr>
-                <w:rFonts w:ascii="Arial" w:hAnsi="Arial" w:cs="Arial"/>
-                <w:b/>
-                <w:bCs/>
+                <w:b w:val="0"/>
+                <w:bCs w:val="0"/>
+              </w:rPr>
+            </w:pPr>
+            <w:r>
+              <w:rPr>
+                <w:rFonts w:ascii="Arial" w:hAnsi="Arial" w:cs="Arial"/>
               </w:rPr>
               <w:t>ID</w:t>
             </w:r>
@@ -203,15 +204,13 @@
               <w:spacing w:line="276" w:lineRule="auto"/>
               <w:rPr>
                 <w:rFonts w:ascii="Arial" w:hAnsi="Arial" w:cs="Arial"/>
-                <w:b/>
-                <w:bCs/>
-              </w:rPr>
-            </w:pPr>
-            <w:r>
-              <w:rPr>
-                <w:rFonts w:ascii="Arial" w:hAnsi="Arial" w:cs="Arial"/>
-                <w:b/>
-                <w:bCs/>
+                <w:b w:val="0"/>
+                <w:bCs w:val="0"/>
+              </w:rPr>
+            </w:pPr>
+            <w:r>
+              <w:rPr>
+                <w:rFonts w:ascii="Arial" w:hAnsi="Arial" w:cs="Arial"/>
               </w:rPr>
               <w:t>Módulo</w:t>
             </w:r>
@@ -227,15 +226,13 @@
               <w:spacing w:line="276" w:lineRule="auto"/>
               <w:rPr>
                 <w:rFonts w:ascii="Arial" w:hAnsi="Arial" w:cs="Arial"/>
-                <w:b/>
-                <w:bCs/>
-              </w:rPr>
-            </w:pPr>
-            <w:r>
-              <w:rPr>
-                <w:rFonts w:ascii="Arial" w:hAnsi="Arial" w:cs="Arial"/>
-                <w:b/>
-                <w:bCs/>
+                <w:b w:val="0"/>
+                <w:bCs w:val="0"/>
+              </w:rPr>
+            </w:pPr>
+            <w:r>
+              <w:rPr>
+                <w:rFonts w:ascii="Arial" w:hAnsi="Arial" w:cs="Arial"/>
               </w:rPr>
               <w:t>Caso de prueba</w:t>
             </w:r>
@@ -251,15 +248,13 @@
               <w:spacing w:line="276" w:lineRule="auto"/>
               <w:rPr>
                 <w:rFonts w:ascii="Arial" w:hAnsi="Arial" w:cs="Arial"/>
-                <w:b/>
-                <w:bCs/>
-              </w:rPr>
-            </w:pPr>
-            <w:r>
-              <w:rPr>
-                <w:rFonts w:ascii="Arial" w:hAnsi="Arial" w:cs="Arial"/>
-                <w:b/>
-                <w:bCs/>
+                <w:b w:val="0"/>
+                <w:bCs w:val="0"/>
+              </w:rPr>
+            </w:pPr>
+            <w:r>
+              <w:rPr>
+                <w:rFonts w:ascii="Arial" w:hAnsi="Arial" w:cs="Arial"/>
               </w:rPr>
               <w:t>Resultado esperado</w:t>
             </w:r>
@@ -275,15 +270,13 @@
               <w:spacing w:line="276" w:lineRule="auto"/>
               <w:rPr>
                 <w:rFonts w:ascii="Arial" w:hAnsi="Arial" w:cs="Arial"/>
-                <w:b/>
-                <w:bCs/>
-              </w:rPr>
-            </w:pPr>
-            <w:r>
-              <w:rPr>
-                <w:rFonts w:ascii="Arial" w:hAnsi="Arial" w:cs="Arial"/>
-                <w:b/>
-                <w:bCs/>
+                <w:b w:val="0"/>
+                <w:bCs w:val="0"/>
+              </w:rPr>
+            </w:pPr>
+            <w:r>
+              <w:rPr>
+                <w:rFonts w:ascii="Arial" w:hAnsi="Arial" w:cs="Arial"/>
               </w:rPr>
               <w:t>Tipo</w:t>
             </w:r>
@@ -299,15 +292,13 @@
               <w:spacing w:line="276" w:lineRule="auto"/>
               <w:rPr>
                 <w:rFonts w:ascii="Arial" w:hAnsi="Arial" w:cs="Arial"/>
-                <w:b/>
-                <w:bCs/>
-              </w:rPr>
-            </w:pPr>
-            <w:r>
-              <w:rPr>
-                <w:rFonts w:ascii="Arial" w:hAnsi="Arial" w:cs="Arial"/>
-                <w:b/>
-                <w:bCs/>
+                <w:b w:val="0"/>
+                <w:bCs w:val="0"/>
+              </w:rPr>
+            </w:pPr>
+            <w:r>
+              <w:rPr>
+                <w:rFonts w:ascii="Arial" w:hAnsi="Arial" w:cs="Arial"/>
               </w:rPr>
               <w:t>Prueba automática</w:t>
             </w:r>
@@ -323,15 +314,13 @@
               <w:spacing w:line="276" w:lineRule="auto"/>
               <w:rPr>
                 <w:rFonts w:ascii="Arial" w:hAnsi="Arial" w:cs="Arial"/>
-                <w:b/>
-                <w:bCs/>
-              </w:rPr>
-            </w:pPr>
-            <w:r>
-              <w:rPr>
-                <w:rFonts w:ascii="Arial" w:hAnsi="Arial" w:cs="Arial"/>
-                <w:b/>
-                <w:bCs/>
+                <w:b w:val="0"/>
+                <w:bCs w:val="0"/>
+              </w:rPr>
+            </w:pPr>
+            <w:r>
+              <w:rPr>
+                <w:rFonts w:ascii="Arial" w:hAnsi="Arial" w:cs="Arial"/>
               </w:rPr>
               <w:t>Resultado obtenido</w:t>
             </w:r>
@@ -1791,7 +1780,7 @@
                 <w:rFonts w:ascii="Arial" w:hAnsi="Arial" w:cs="Arial"/>
                 <w:lang w:val="es-PE"/>
               </w:rPr>
-              <w:t>Archivo PDF o Excel con totales correctos</w:t>
+              <w:t>Archivo PDF o Excel generado; el PDF muestra el total vendido y el Excel el subtotal de cada línea</w:t>
             </w:r>
           </w:p>
         </w:tc>
@@ -2207,15 +2196,18 @@
     </w:p>
     <w:tbl>
       <w:tblPr>
-        <w:tblStyle w:val="Tablaconcuadrcula"/>
+        <w:tblStyle w:val="Tablaconcuadrcula1clara-nfasis1"/>
         <w:tblW w:w="5000" w:type="pct"/>
         <w:tblLook w:val="0020" w:firstRow="1" w:lastRow="0" w:firstColumn="0" w:lastColumn="0" w:noHBand="0" w:noVBand="0"/>
       </w:tblPr>
       <w:tblGrid>
-        <w:gridCol w:w="2803"/>
-        <w:gridCol w:w="6251"/>
+        <w:gridCol w:w="2798"/>
+        <w:gridCol w:w="6030"/>
       </w:tblGrid>
       <w:tr>
+        <w:trPr>
+          <w:cnfStyle w:val="100000000000" w:firstRow="1" w:lastRow="0" w:firstColumn="0" w:lastColumn="0" w:oddVBand="0" w:evenVBand="0" w:oddHBand="0" w:evenHBand="0" w:firstRowFirstColumn="0" w:firstRowLastColumn="0" w:lastRowFirstColumn="0" w:lastRowLastColumn="0"/>
+        </w:trPr>
         <w:tc>
           <w:tcPr>
             <w:tcW w:w="0" w:type="auto"/>
@@ -2226,15 +2218,13 @@
               <w:spacing w:line="360" w:lineRule="auto"/>
               <w:rPr>
                 <w:rFonts w:ascii="Arial" w:hAnsi="Arial" w:cs="Arial"/>
-                <w:b/>
-                <w:bCs/>
-              </w:rPr>
-            </w:pPr>
-            <w:r>
-              <w:rPr>
-                <w:rFonts w:ascii="Arial" w:hAnsi="Arial" w:cs="Arial"/>
-                <w:b/>
-                <w:bCs/>
+                <w:b w:val="0"/>
+                <w:bCs w:val="0"/>
+              </w:rPr>
+            </w:pPr>
+            <w:r>
+              <w:rPr>
+                <w:rFonts w:ascii="Arial" w:hAnsi="Arial" w:cs="Arial"/>
               </w:rPr>
               <w:t>Dato</w:t>
             </w:r>
@@ -2250,15 +2240,13 @@
               <w:spacing w:line="360" w:lineRule="auto"/>
               <w:rPr>
                 <w:rFonts w:ascii="Arial" w:hAnsi="Arial" w:cs="Arial"/>
-                <w:b/>
-                <w:bCs/>
-              </w:rPr>
-            </w:pPr>
-            <w:r>
-              <w:rPr>
-                <w:rFonts w:ascii="Arial" w:hAnsi="Arial" w:cs="Arial"/>
-                <w:b/>
-                <w:bCs/>
+                <w:b w:val="0"/>
+                <w:bCs w:val="0"/>
+              </w:rPr>
+            </w:pPr>
+            <w:r>
+              <w:rPr>
+                <w:rFonts w:ascii="Arial" w:hAnsi="Arial" w:cs="Arial"/>
               </w:rPr>
               <w:t>Valor</w:t>
             </w:r>
@@ -2688,6 +2676,41 @@
     </w:p>
     <w:p>
       <w:pPr>
+        <w:pStyle w:val="Textoindependiente"/>
+        <w:spacing w:line="360" w:lineRule="auto"/>
+        <w:rPr>
+          <w:rFonts w:ascii="Arial" w:hAnsi="Arial" w:cs="Arial"/>
+          <w:lang w:val="es-PE"/>
+        </w:rPr>
+      </w:pPr>
+      <w:r>
+        <w:rPr>
+          <w:rFonts w:ascii="Arial" w:hAnsi="Arial" w:cs="Arial"/>
+          <w:lang w:val="es-PE"/>
+        </w:rPr>
+        <w:lastRenderedPageBreak/>
+        <w:t>Segunda ejecución de verificación (08/10/2026, 18:53 – 18:54, hora de Lima; Windows, Java 21.0.10): 14 pruebas, 0 fallos, 0 errores, 0 omitidas; BUILD SUCCESS en 2 min 39 s (RendimientoTest 48,48 s; SistemaIntegracionTest 40,26 s). CP11: consulta sobre 5 000 productos en 525 ms. Los tiempos varían según el equipo y la corrida; el criterio de aprobación (menos de 3 000 ms) se cumple en ambas ejecuciones.</w:t>
+      </w:r>
+    </w:p>
+    <w:p>
+      <w:pPr>
+        <w:pStyle w:val="Textoindependiente"/>
+        <w:spacing w:line="360" w:lineRule="auto"/>
+        <w:rPr>
+          <w:rFonts w:ascii="Arial" w:hAnsi="Arial" w:cs="Arial"/>
+          <w:lang w:val="es-PE"/>
+        </w:rPr>
+      </w:pPr>
+      <w:r>
+        <w:rPr>
+          <w:rFonts w:ascii="Arial" w:hAnsi="Arial" w:cs="Arial"/>
+          <w:lang w:val="es-PE"/>
+        </w:rPr>
+        <w:t>Alcance de las pruebas automáticas: validan la API REST, la lógica de negocio y la persistencia sobre H2 en memoria con el esquema generado por Hibernate; no ejecutan los scripts de 04_Base_de_Datos ni usan SQL Server o el frontend. CP08 verifica el descuento de stock y el total de la venta; CP10 verifica el subtotal del reporte de ventas (JSON), que los archivos PDF y Excel se generen con el formato correcto y que el reporte de inventario sea exclusivo del administrador (el vendedor recibe acceso denegado). CP11 mide el tiempo de la búsqueda de productos en la capa de servicio (ProductoService.buscar, con un filtro de texto sobre 5 000 productos) y no incluye red ni frontend. La descarga y revisión visual del comprobante y de los reportes exportados (en el PDF de ventas, el total vendido; en el Excel, el subtotal de cada línea, sin fila de total), el registro en SQL Server (objetivo 5) y la medición de CP11 en los equipos del local se comprueban en la prueba manual.</w:t>
+      </w:r>
+    </w:p>
+    <w:p>
+      <w:pPr>
         <w:pStyle w:val="Ttulo2"/>
         <w:spacing w:line="360" w:lineRule="auto"/>
         <w:rPr>
@@ -2702,7 +2725,6 @@
           <w:rFonts w:ascii="Arial" w:hAnsi="Arial" w:cs="Arial"/>
           <w:lang w:val="es-PE"/>
         </w:rPr>
-        <w:lastRenderedPageBreak/>
         <w:t>Prueba manual en el navegador (evidencia para el informe)</w:t>
       </w:r>
     </w:p>
@@ -2775,7 +2797,7 @@
           <w:rFonts w:ascii="Arial" w:hAnsi="Arial" w:cs="Arial"/>
           <w:lang w:val="es-PE"/>
         </w:rPr>
-        <w:t>Registrar un producto, una entrada de mercadería y una venta; verificar el descuento de stock en Stock.</w:t>
+        <w:t>Registrar un producto, una entrada de mercadería y una venta; descargar el comprobante PDF, verificar el descuento de stock en Stock y comprobar en SSMS que la venta y los movimientos quedaron en SQL Server.</w:t>
       </w:r>
     </w:p>
     <w:p>
@@ -2796,7 +2818,7 @@
           <w:rFonts w:ascii="Arial" w:hAnsi="Arial" w:cs="Arial"/>
           <w:lang w:val="es-PE"/>
         </w:rPr>
-        <w:t>Generar el reporte de ventas del día y exportar PDF y Excel.</w:t>
+        <w:t>Generar el reporte de ventas del día, exportar PDF y Excel y revisar que el total vendido del PDF coincida con el TOTAL de la pantalla y que la suma de los subtotales del Excel dé el mismo monto (el Excel no incluye fila de total).</w:t>
       </w:r>
     </w:p>
     <w:p>
@@ -2822,10 +2844,13 @@
     </w:p>
     <w:p>
       <w:pPr>
-        <w:pStyle w:val="Ttulo2"/>
-        <w:spacing w:line="360" w:lineRule="auto"/>
         <w:rPr>
-          <w:rFonts w:ascii="Arial" w:hAnsi="Arial" w:cs="Arial"/>
+          <w:rFonts w:ascii="Arial" w:eastAsiaTheme="majorEastAsia" w:hAnsi="Arial" w:cs="Arial"/>
+          <w:b/>
+          <w:bCs/>
+          <w:color w:val="4F81BD" w:themeColor="accent1"/>
+          <w:sz w:val="28"/>
+          <w:szCs w:val="28"/>
           <w:lang w:val="es-PE"/>
         </w:rPr>
       </w:pPr>
@@ -2836,22 +2861,43 @@
           <w:rFonts w:ascii="Arial" w:hAnsi="Arial" w:cs="Arial"/>
           <w:lang w:val="es-PE"/>
         </w:rPr>
+        <w:br w:type="page"/>
+      </w:r>
+    </w:p>
+    <w:p>
+      <w:pPr>
+        <w:pStyle w:val="Ttulo2"/>
+        <w:spacing w:line="360" w:lineRule="auto"/>
+        <w:rPr>
+          <w:rFonts w:ascii="Arial" w:hAnsi="Arial" w:cs="Arial"/>
+          <w:lang w:val="es-PE"/>
+        </w:rPr>
+      </w:pPr>
+      <w:r>
+        <w:rPr>
+          <w:rFonts w:ascii="Arial" w:hAnsi="Arial" w:cs="Arial"/>
+          <w:lang w:val="es-PE"/>
+        </w:rPr>
+        <w:lastRenderedPageBreak/>
         <w:t>Medición de indicadores (objetivos específicos)</w:t>
       </w:r>
     </w:p>
     <w:tbl>
       <w:tblPr>
-        <w:tblStyle w:val="Tablaconcuadrcula"/>
+        <w:tblStyle w:val="Tablaconcuadrcula1clara-nfasis1"/>
         <w:tblW w:w="5000" w:type="pct"/>
         <w:tblLook w:val="0020" w:firstRow="1" w:lastRow="0" w:firstColumn="0" w:lastColumn="0" w:noHBand="0" w:noVBand="0"/>
       </w:tblPr>
       <w:tblGrid>
         <w:gridCol w:w="1177"/>
-        <w:gridCol w:w="4100"/>
-        <w:gridCol w:w="2390"/>
-        <w:gridCol w:w="1387"/>
+        <w:gridCol w:w="3954"/>
+        <w:gridCol w:w="2360"/>
+        <w:gridCol w:w="1337"/>
       </w:tblGrid>
       <w:tr>
+        <w:trPr>
+          <w:cnfStyle w:val="100000000000" w:firstRow="1" w:lastRow="0" w:firstColumn="0" w:lastColumn="0" w:oddVBand="0" w:evenVBand="0" w:oddHBand="0" w:evenHBand="0" w:firstRowFirstColumn="0" w:firstRowLastColumn="0" w:lastRowFirstColumn="0" w:lastRowLastColumn="0"/>
+        </w:trPr>
         <w:tc>
           <w:tcPr>
             <w:tcW w:w="0" w:type="auto"/>
@@ -2862,15 +2908,13 @@
               <w:spacing w:line="360" w:lineRule="auto"/>
               <w:rPr>
                 <w:rFonts w:ascii="Arial" w:hAnsi="Arial" w:cs="Arial"/>
-                <w:b/>
-                <w:bCs/>
-              </w:rPr>
-            </w:pPr>
-            <w:r>
-              <w:rPr>
-                <w:rFonts w:ascii="Arial" w:hAnsi="Arial" w:cs="Arial"/>
-                <w:b/>
-                <w:bCs/>
+                <w:b w:val="0"/>
+                <w:bCs w:val="0"/>
+              </w:rPr>
+            </w:pPr>
+            <w:r>
+              <w:rPr>
+                <w:rFonts w:ascii="Arial" w:hAnsi="Arial" w:cs="Arial"/>
               </w:rPr>
               <w:t>Objetivo</w:t>
             </w:r>
@@ -2886,15 +2930,13 @@
               <w:spacing w:line="360" w:lineRule="auto"/>
               <w:rPr>
                 <w:rFonts w:ascii="Arial" w:hAnsi="Arial" w:cs="Arial"/>
-                <w:b/>
-                <w:bCs/>
-              </w:rPr>
-            </w:pPr>
-            <w:r>
-              <w:rPr>
-                <w:rFonts w:ascii="Arial" w:hAnsi="Arial" w:cs="Arial"/>
-                <w:b/>
-                <w:bCs/>
+                <w:b w:val="0"/>
+                <w:bCs w:val="0"/>
+              </w:rPr>
+            </w:pPr>
+            <w:r>
+              <w:rPr>
+                <w:rFonts w:ascii="Arial" w:hAnsi="Arial" w:cs="Arial"/>
               </w:rPr>
               <w:t>Cómo medir</w:t>
             </w:r>
@@ -2910,15 +2952,13 @@
               <w:spacing w:line="360" w:lineRule="auto"/>
               <w:rPr>
                 <w:rFonts w:ascii="Arial" w:hAnsi="Arial" w:cs="Arial"/>
-                <w:b/>
-                <w:bCs/>
-              </w:rPr>
-            </w:pPr>
-            <w:r>
-              <w:rPr>
-                <w:rFonts w:ascii="Arial" w:hAnsi="Arial" w:cs="Arial"/>
-                <w:b/>
-                <w:bCs/>
+                <w:b w:val="0"/>
+                <w:bCs w:val="0"/>
+              </w:rPr>
+            </w:pPr>
+            <w:r>
+              <w:rPr>
+                <w:rFonts w:ascii="Arial" w:hAnsi="Arial" w:cs="Arial"/>
               </w:rPr>
               <w:t>Fórmula</w:t>
             </w:r>
@@ -2934,15 +2974,13 @@
               <w:spacing w:line="360" w:lineRule="auto"/>
               <w:rPr>
                 <w:rFonts w:ascii="Arial" w:hAnsi="Arial" w:cs="Arial"/>
-                <w:b/>
-                <w:bCs/>
-              </w:rPr>
-            </w:pPr>
-            <w:r>
-              <w:rPr>
-                <w:rFonts w:ascii="Arial" w:hAnsi="Arial" w:cs="Arial"/>
-                <w:b/>
-                <w:bCs/>
+                <w:b w:val="0"/>
+                <w:bCs w:val="0"/>
+              </w:rPr>
+            </w:pPr>
+            <w:r>
+              <w:rPr>
+                <w:rFonts w:ascii="Arial" w:hAnsi="Arial" w:cs="Arial"/>
               </w:rPr>
               <w:t>Meta</w:t>
             </w:r>
@@ -4717,6 +4755,63 @@
       </w:tblBorders>
     </w:tblPr>
   </w:style>
+  <w:style w:type="table" w:styleId="Tablaconcuadrcula1clara-nfasis1">
+    <w:name w:val="Grid Table 1 Light Accent 1"/>
+    <w:basedOn w:val="Tablanormal"/>
+    <w:uiPriority w:val="46"/>
+    <w:rsid w:val="00A74D2F"/>
+    <w:pPr>
+      <w:spacing w:after="0"/>
+    </w:pPr>
+    <w:tblPr>
+      <w:tblStyleRowBandSize w:val="1"/>
+      <w:tblStyleColBandSize w:val="1"/>
+      <w:tblBorders>
+        <w:top w:val="single" w:sz="4" w:space="0" w:color="B8CCE4" w:themeColor="accent1" w:themeTint="66"/>
+        <w:left w:val="single" w:sz="4" w:space="0" w:color="B8CCE4" w:themeColor="accent1" w:themeTint="66"/>
+        <w:bottom w:val="single" w:sz="4" w:space="0" w:color="B8CCE4" w:themeColor="accent1" w:themeTint="66"/>
+        <w:right w:val="single" w:sz="4" w:space="0" w:color="B8CCE4" w:themeColor="accent1" w:themeTint="66"/>
+        <w:insideH w:val="single" w:sz="4" w:space="0" w:color="B8CCE4" w:themeColor="accent1" w:themeTint="66"/>
+        <w:insideV w:val="single" w:sz="4" w:space="0" w:color="B8CCE4" w:themeColor="accent1" w:themeTint="66"/>
+      </w:tblBorders>
+    </w:tblPr>
+    <w:tblStylePr w:type="firstRow">
+      <w:rPr>
+        <w:b/>
+        <w:bCs/>
+      </w:rPr>
+      <w:tblPr/>
+      <w:tcPr>
+        <w:tcBorders>
+          <w:bottom w:val="single" w:sz="12" w:space="0" w:color="95B3D7" w:themeColor="accent1" w:themeTint="99"/>
+        </w:tcBorders>
+      </w:tcPr>
+    </w:tblStylePr>
+    <w:tblStylePr w:type="lastRow">
+      <w:rPr>
+        <w:b/>
+        <w:bCs/>
+      </w:rPr>
+      <w:tblPr/>
+      <w:tcPr>
+        <w:tcBorders>
+          <w:top w:val="double" w:sz="2" w:space="0" w:color="95B3D7" w:themeColor="accent1" w:themeTint="99"/>
+        </w:tcBorders>
+      </w:tcPr>
+    </w:tblStylePr>
+    <w:tblStylePr w:type="firstCol">
+      <w:rPr>
+        <w:b/>
+        <w:bCs/>
+      </w:rPr>
+    </w:tblStylePr>
+    <w:tblStylePr w:type="lastCol">
+      <w:rPr>
+        <w:b/>
+        <w:bCs/>
+      </w:rPr>
+    </w:tblStylePr>
+  </w:style>
 </w:styles>
 </file>
 
